--- a/submission/mdpi_ai_2026_05_22/COVER_LETTER_MDPI_AI.docx
+++ b/submission/mdpi_ai_2026_05_22/COVER_LETTER_MDPI_AI.docx
@@ -38,7 +38,7 @@
     </w:p>
     <w:p>
       <w:r>
-        <w:t>All data used in the study are synthetically generated. No real industrial data, personal data, confidential project data, proprietary institutional material, or third-party operational records were used.</w:t>
+        <w:t>All data used in the study are synthetically generated. No real industrial data, personal data, confidential project data, proprietary institutional material, or third-party operational records were used. The study was conducted as independent research and received no external funding.</w:t>
       </w:r>
     </w:p>
     <w:p>
@@ -63,12 +63,32 @@
     </w:p>
     <w:p>
       <w:r>
-        <w:t>Independent Researcher</w:t>
+        <w:t>Wiss. Mitarbeiter | Research Associate</w:t>
       </w:r>
     </w:p>
     <w:p>
       <w:r>
-        <w:t>Correspondence: To be supplied in the MDPI submission system.</w:t>
+        <w:t>Technische Universität Braunschweig, Institut für Flugführung | Institute of Flight Guidance</w:t>
+      </w:r>
+    </w:p>
+    <w:p>
+      <w:r>
+        <w:t>Hermann-Blenk-Str. 27, 38108 Braunschweig, Germany</w:t>
+      </w:r>
+    </w:p>
+    <w:p>
+      <w:r>
+        <w:t>ORCID: https://orcid.org/0009-0005-1547-8992</w:t>
+      </w:r>
+    </w:p>
+    <w:p>
+      <w:r>
+        <w:t>Correspondence: parth-yogeshbhai.purohit@tu-braunschweig.de</w:t>
+      </w:r>
+    </w:p>
+    <w:p>
+      <w:r>
+        <w:t>https://www.tu-braunschweig.de/iff</w:t>
       </w:r>
     </w:p>
     <w:sectPr>
